--- a/descargas/primaria-1-3/word/PRESENTE_primaria-1-3_s1_lunes-30-nov.docx
+++ b/descargas/primaria-1-3/word/PRESENTE_primaria-1-3_s1_lunes-30-nov.docx
@@ -86,7 +86,7 @@
       </w:pPr>
       <w:r>
         <w:rPr/>
-        <w:t xml:space="preserve">«¡Buenos días! Ayer empezó el Adviento: cuatro semanas para preparar la llegada de Jesús. Hoy encendemos la primera vela de la corona». Se presenta la caja cúbica (plantilla 1): abierta, vacía y con la tapa al lado. «Cada semana le añadiremos algo y en Navidad descubriremos qué hay dentro».</w:t>
+        <w:t xml:space="preserve">«¡Buenos días! Ayer empezó el Adviento: cuatro semanas para preparar la llegada de Jesús. Hoy encendemos la primera vela de la corona». Se presenta la caja del símbolo: abierta, vacía y con la tapa al lado. «Cada semana le añadiremos algo y en Navidad descubriremos qué hay dentro».</w:t>
       </w:r>
     </w:p>
     <w:p>

--- a/descargas/primaria-1-3/word/PRESENTE_primaria-1-3_s1_lunes-30-nov.docx
+++ b/descargas/primaria-1-3/word/PRESENTE_primaria-1-3_s1_lunes-30-nov.docx
@@ -108,7 +108,7 @@
       </w:pPr>
       <w:r>
         <w:rPr/>
-        <w:t xml:space="preserve">Leemos </w:t>
+        <w:t xml:space="preserve">Comentamos un pasaje del evangelio (</w:t>
       </w:r>
       <w:hyperlink r:id="rIdL1" w:history="1">
         <w:r>
@@ -120,7 +120,7 @@
       </w:hyperlink>
       <w:r>
         <w:rPr/>
-        <w:t xml:space="preserve">. Antes, explicamos la historia: un señor se va de viaje y deja a sus criados cuidando la casa. Al portero le pide que se quede despierto vigilando la puerta, porque no sabe a qué hora va a volver. Jesús termina diciendo: «Lo que os digo a vosotros, lo digo a todos: ¡Velad!».</w:t>
+        <w:t xml:space="preserve">): un señor se va de viaje y deja a sus criados cuidando la casa. Al portero le pide que se quede despierto vigilando la puerta, porque no sabe a qué hora va a volver. Jesús termina diciendo: «Lo que os digo a vosotros, lo digo a todos: ¡Velad!».</w:t>
       </w:r>
     </w:p>
     <w:p>
@@ -274,7 +274,55 @@
       </w:pPr>
       <w:r>
         <w:rPr/>
-        <w:t xml:space="preserve">Durante el Adviento vamos a trabajar una palabra muy especial: PRESENTE. Un presente es un regalo. El presente es el tiempo de ahora. Y «¡Presente!» es lo que decimos cuando pasan lista. Esta semana la palabra es ESTAR presente. A veces estamos en clase, pero la cabeza está en el recreo, en la tele o en el juego de la tarde.</w:t>
+        <w:t xml:space="preserve">Durante el Adviento vamos a trabajar una palabra muy especial: PRESENTE. Tiene tres significados:</w:t>
+      </w:r>
+    </w:p>
+    <w:p>
+      <w:pPr>
+        <w:pStyle w:val="Lista"/>
+        <w:numPr>
+          <w:ilvl w:val="0"/>
+          <w:numId w:val="101"/>
+        </w:numPr>
+      </w:pPr>
+      <w:r>
+        <w:rPr/>
+        <w:t xml:space="preserve">Un presente es un regalo.</w:t>
+      </w:r>
+    </w:p>
+    <w:p>
+      <w:pPr>
+        <w:pStyle w:val="Lista"/>
+        <w:numPr>
+          <w:ilvl w:val="0"/>
+          <w:numId w:val="101"/>
+        </w:numPr>
+      </w:pPr>
+      <w:r>
+        <w:rPr/>
+        <w:t xml:space="preserve">El presente es el tiempo de ahora.</w:t>
+      </w:r>
+    </w:p>
+    <w:p>
+      <w:pPr>
+        <w:pStyle w:val="Lista"/>
+        <w:numPr>
+          <w:ilvl w:val="0"/>
+          <w:numId w:val="101"/>
+        </w:numPr>
+      </w:pPr>
+      <w:r>
+        <w:rPr/>
+        <w:t xml:space="preserve">Y «¡Presente!» es lo que decimos cuando pasan lista.</w:t>
+      </w:r>
+    </w:p>
+    <w:p>
+      <w:pPr>
+        <w:pStyle w:val="Cuerpo"/>
+      </w:pPr>
+      <w:r>
+        <w:rPr/>
+        <w:t xml:space="preserve">Esta semana la palabra es ESTAR presente. A veces estamos en clase, pero la cabeza está en el recreo, en llegar a casa o en el juego de la tarde.</w:t>
       </w:r>
     </w:p>
     <w:p>
@@ -287,7 +335,7 @@
       </w:pPr>
       <w:r>
         <w:rPr/>
-        <w:t xml:space="preserve">¿Qué tiene que hacer el portero de la historia?</w:t>
+        <w:t xml:space="preserve">¿Qué tiene que hacer el portero de la historia? Debe estar atento. Nosotros también, para poder estar presentes en lo que sucede ahora. En el «ahora», ¡sucede la vida!</w:t>
       </w:r>
     </w:p>
     <w:p>
@@ -300,7 +348,7 @@
       </w:pPr>
       <w:r>
         <w:rPr/>
-        <w:t xml:space="preserve">¿Qué cosas nos distraen cuando alguien nos habla?</w:t>
+        <w:t xml:space="preserve">¿Qué cosas nos distraen cuando alguien nos habla? ¿Las personas sienten que estoy presente para ellas?</w:t>
       </w:r>
     </w:p>
     <w:p>
@@ -322,7 +370,7 @@
       </w:pPr>
       <w:r>
         <w:rPr/>
-        <w:t xml:space="preserve">«Jesús, aquí estamos, al empezar el Adviento. Ayúdanos a estar despiertos y atentos, a escuchar a los demás y a esperarte con alegría. Aquí y ahora te esperamos. ¡Ven, Señor!». Padrenuestro.</w:t>
+        <w:t xml:space="preserve">«Jesús, aquí estamos, al empezar el Adviento. Ayúdanos a estar despiertos y atentos, a escuchar a los demás y a esperarte con alegría. Aquí y ahora te esperamos. ¡Ven, Señor!».</w:t>
       </w:r>
     </w:p>
     <w:p>
@@ -638,6 +686,12 @@
   </w:abstractNum>
   <w:num w:numId="1">
     <w:abstractNumId w:val="0"/>
+  </w:num>
+  <w:num w:numId="101">
+    <w:abstractNumId w:val="1"/>
+    <w:lvlOverride w:ilvl="0">
+      <w:startOverride w:val="1"/>
+    </w:lvlOverride>
   </w:num>
 </w:numbering>
 </file>
